--- a/ky/wisdom-stories/i-want-a-friend.docx
+++ b/ky/wisdom-stories/i-want-a-friend.docx
@@ -75,7 +75,7 @@
           <w:sz w:val="22"/>
           <w:lang w:val="ky-KG"/>
         </w:rPr>
-        <w:t>Кайсы мүлк өлгөн ээсине куран окуптур?</w:t>
+        <w:t>Кайсы мүлк өлгөн ээсине ырайым дубасын окуптур?</w:t>
       </w:r>
     </w:p>
     <w:p>
@@ -93,7 +93,7 @@
           <w:sz w:val="22"/>
           <w:lang w:val="ky-KG"/>
         </w:rPr>
-        <w:t>Мага куран окуй турган дос каалайм.</w:t>
+        <w:t>Мага ырайым дубасын окуй турган дос каалайм.</w:t>
       </w:r>
     </w:p>
     <w:p>
@@ -117,7 +117,7 @@
           <w:sz w:val="22"/>
           <w:lang w:val="ky-KG"/>
         </w:rPr>
-        <w:t xml:space="preserve">Сабак: </w:t>
+        <w:t>Сабак: Адамдын чыныгы байлыгы мал-мүлк эмес, берилген дос. Бул дүйнөдөн өткөндө сени ырайым менен эстей турган дос ар кандай байлыктан кымбат.</w:t>
       </w:r>
       <w:r>
         <w:rPr>
@@ -126,7 +126,6 @@
           <w:sz w:val="22"/>
           <w:lang w:val="ky-KG"/>
         </w:rPr>
-        <w:t>Мал-мүлк калат, достун ак тилеги уланат. Көзүң өткөндө да сени эстеп, куран окуган дос — чоң байлык.</w:t>
       </w:r>
     </w:p>
     <w:p>
@@ -146,7 +145,7 @@
           <w:sz w:val="18"/>
           <w:lang w:val="ky-KG"/>
         </w:rPr>
-        <w:t>Окуя ачык интернет булактарынан алынды.</w:t>
+        <w:t>Аңгемелер ачык интернет булактарынан алынган, иллюстрациялар болсо ЖИ менен түзүлгөн.</w:t>
       </w:r>
     </w:p>
     <w:sectPr>
